--- a/Project Documents/6. Project Testing/Performance Testing.docx
+++ b/Project Documents/6. Project Testing/Performance Testing.docx
@@ -1925,7 +1925,7 @@
         <w:spacing w:after="40"/>
       </w:pPr>
       <w:r>
-        <w:t>Gemini free-tier rate limits (HTTP 429) are the most likely bottleneck under real load; EduGenie reports these clearly to the user.</w:t>
+        <w:t>Gemini overload (HTTP 503 'high demand') and free-tier rate limits (HTTP 429) are the most likely bottleneck under real load; EduGenie retries automatically with exponential backoff, falls back to backup models and otherwise shows a clear message with a Try again button.</w:t>
       </w:r>
     </w:p>
     <w:p>
@@ -2001,7 +2001,7 @@
       <w:r>
         <w:drawing>
           <wp:inline xmlns:a="http://schemas.openxmlformats.org/drawingml/2006/main" xmlns:pic="http://schemas.openxmlformats.org/drawingml/2006/picture">
-            <wp:extent cx="6126480" cy="4375209"/>
+            <wp:extent cx="6126480" cy="5176638"/>
             <wp:docPr id="2" name="Picture 2"/>
             <wp:cNvGraphicFramePr>
               <a:graphicFrameLocks noChangeAspect="1"/>
@@ -2022,7 +2022,7 @@
                   <pic:spPr>
                     <a:xfrm>
                       <a:off x="0" y="0"/>
-                      <a:ext cx="6126480" cy="4375209"/>
+                      <a:ext cx="6126480" cy="5176638"/>
                     </a:xfrm>
                     <a:prstGeom prst="rect"/>
                   </pic:spPr>
@@ -2042,7 +2042,7 @@
           <w:i/>
           <w:sz w:val="20"/>
         </w:rPr>
-        <w:t>Functional test suite: 31 passed, 3 live tests skipped (require API key)</w:t>
+        <w:t>Functional test suite: 40 passed, 3 live tests skipped (require API key)</w:t>
       </w:r>
     </w:p>
     <w:sectPr>
